--- a/2026_Transformer_Life_Assessment_Report_34101-TR-001_Updated.docx
+++ b/2026_Transformer_Life_Assessment_Report_34101-TR-001_Updated.docx
@@ -2048,7 +2048,7 @@
       <w:r>
         <w:drawing>
           <wp:inline xmlns:a="http://schemas.openxmlformats.org/drawingml/2006/main" xmlns:pic="http://schemas.openxmlformats.org/drawingml/2006/picture">
-            <wp:extent cx="5120640" cy="2421924"/>
+            <wp:extent cx="5120640" cy="2339058"/>
             <wp:docPr id="5" name="Picture 5"/>
             <wp:cNvGraphicFramePr>
               <a:graphicFrameLocks noChangeAspect="1"/>
@@ -2069,7 +2069,7 @@
                   <pic:spPr>
                     <a:xfrm>
                       <a:off x="0" y="0"/>
-                      <a:ext cx="5120640" cy="2421924"/>
+                      <a:ext cx="5120640" cy="2339058"/>
                     </a:xfrm>
                     <a:prstGeom prst="rect"/>
                   </pic:spPr>
@@ -2089,7 +2089,7 @@
           <w:i/>
           <w:sz w:val="17"/>
         </w:rPr>
-        <w:t>Figure 1: Overall Condition Health Index Breakdown (34101-TR-001)</w:t>
+        <w:t>Figure 1: Condition Health Index Breakdown Across 6 PT Components (34101-TR-001)</w:t>
       </w:r>
     </w:p>
     <w:p>

--- a/2026_Transformer_Life_Assessment_Report_34101-TR-001_Updated.docx
+++ b/2026_Transformer_Life_Assessment_Report_34101-TR-001_Updated.docx
@@ -2103,7 +2103,7 @@
           <w:color w:val="1E293B"/>
           <w:sz w:val="19"/>
         </w:rPr>
-        <w:t>Expected Remaining Lifetime: Grounded in the verified solid insulation state (DP = 1,089 and paper moisture = 0.50% wt), the Arrhenius second-order degradation kinetics project an expected remaining lifetime of 64 to 78 years before reaching the critical mechanical end-of-life threshold (DP = 300) under standard ONAN operating conditions.</w:t>
+        <w:t>Expected Remaining Lifetime: Grounded in the verified solid insulation state (DP = 1,089 from 2-FAL = 5 ppb) and actual operating environment (Moisture = 0.9% wt via SDMyers / 0.7% via DIRANA, O₂ in oil = 13,253 ppm, Hotspot = 51.1°C), the CIGRE TB 761 / SINTEF kinetic degradation model calculates a current remaining useful life of ~40.5 years before reaching the critical mechanical threshold (DP = 300, Target Year: 2066). Under standard normal conditions (dry and inert), remaining life extends up to ~77.9 years (Year 2103).</w:t>
       </w:r>
     </w:p>
     <w:p>
@@ -2113,7 +2113,7 @@
       <w:r>
         <w:drawing>
           <wp:inline xmlns:a="http://schemas.openxmlformats.org/drawingml/2006/main" xmlns:pic="http://schemas.openxmlformats.org/drawingml/2006/picture">
-            <wp:extent cx="4937760" cy="2501798"/>
+            <wp:extent cx="5029200" cy="2386429"/>
             <wp:docPr id="6" name="Picture 6"/>
             <wp:cNvGraphicFramePr>
               <a:graphicFrameLocks noChangeAspect="1"/>
@@ -2122,7 +2122,7 @@
               <a:graphicData uri="http://schemas.openxmlformats.org/drawingml/2006/picture">
                 <pic:pic>
                   <pic:nvPicPr>
-                    <pic:cNvPr id="0" name="fig_6_3_degradation.png"/>
+                    <pic:cNvPr id="0" name="fig_remaining_life_dp.png"/>
                     <pic:cNvPicPr/>
                   </pic:nvPicPr>
                   <pic:blipFill>
@@ -2134,7 +2134,7 @@
                   <pic:spPr>
                     <a:xfrm>
                       <a:off x="0" y="0"/>
-                      <a:ext cx="4937760" cy="2501798"/>
+                      <a:ext cx="5029200" cy="2386429"/>
                     </a:xfrm>
                     <a:prstGeom prst="rect"/>
                   </pic:spPr>
@@ -2154,7 +2154,7 @@
           <w:i/>
           <w:sz w:val="17"/>
         </w:rPr>
-        <w:t>Figure 2: Estimated Remaining Lifetime Degradation Curve (34101-TR-001)</w:t>
+        <w:t>Figure 2: CIGRE 761 / SINTEF Cellulose Insulation Degradation Curves (34101-TR-001)</w:t>
       </w:r>
     </w:p>
     <w:p>
@@ -7270,11 +7270,62 @@
           <w:color w:val="1E293B"/>
           <w:sz w:val="19"/>
         </w:rPr>
-        <w:t>Cellulose solid insulation degradation is modeled using the verified starting condition (DP = 1,089 from 2-FAL = 5 ppb and moisture = 0.50% wt via DIRANA). Modeling follows the second-order chain scission kinetic rate:</w:t>
+        <w:t>Cellulose solid insulation degradation is modeled using the verified starting condition (DP = 1,089 from 2-FAL = 5 ppb via Dominelli correlation and paper moisture = 0.70% wt via DIRANA FDS / 0.90% wt via SDMyers moisture equilibrium). Modeling follows the second-order chain scission kinetic rate per CIGRE TB 761 and SINTEF thermal-chemical model:</w:t>
         <w:br/>
         <w:t xml:space="preserve">    (1 / DP_end) - (1 / DP_start) = k * t</w:t>
         <w:br/>
-        <w:t>Hot-spot temperature calculated per IEC 60076-7 is θh = 55.1°C (average operating winding temperature 40°C + 15.1°C hotspot gradient under ONAN cooling). Under conservative Arrhenius dry kinetics (k = 1.50 x 10^-5 year^-1), the time required for cellulose to reach the critical mechanical threshold (DP = 300) is 161 years (&gt; Year 2100). Even under worst-case degradation scenarios (moisture &gt; 2.0% wt, continuous oxygen ingress), remaining life exceeds 53 years.</w:t>
+        <w:t>Hot-spot temperature calculated per IEC 60076-7 is θh = 51.1°C (oil temperature 46.0°C + 5.1°C hotspot rise). Accounting for dissolved oxygen ingress (O₂ = 13,253 ppm in oil, classifying under SINTEF High O₂ regime ≥ 7,000 ppm), the kinetic aging rate is evaluated at k = 5.97 × 10^-5 year^-1. The time required for cellulose to reach the critical mechanical threshold (DP = 300) is evaluated at ~40.5 years (Target Year: 2066), while the ultimate paper embrittlement boundary (DP = 200) will be reached after ~68.4 years (Year 2093). Under standard normal operating conditions (moisture 0.5–2.0%, O₂ &lt; 7,000 ppm, k = 3.10 × 10^-5 year^-1), the expected remaining life is ~77.9 years (Year 2103).</w:t>
+      </w:r>
+    </w:p>
+    <w:p>
+      <w:pPr>
+        <w:jc w:val="center"/>
+      </w:pPr>
+      <w:r>
+        <w:drawing>
+          <wp:inline xmlns:a="http://schemas.openxmlformats.org/drawingml/2006/main" xmlns:pic="http://schemas.openxmlformats.org/drawingml/2006/picture">
+            <wp:extent cx="5029200" cy="4833891"/>
+            <wp:docPr id="18" name="Picture 18"/>
+            <wp:cNvGraphicFramePr>
+              <a:graphicFrameLocks noChangeAspect="1"/>
+            </wp:cNvGraphicFramePr>
+            <a:graphic>
+              <a:graphicData uri="http://schemas.openxmlformats.org/drawingml/2006/picture">
+                <pic:pic>
+                  <pic:nvPicPr>
+                    <pic:cNvPr id="0" name="fig_remaining_life_combined.png"/>
+                    <pic:cNvPicPr/>
+                  </pic:nvPicPr>
+                  <pic:blipFill>
+                    <a:blip r:embed="rId19"/>
+                    <a:stretch>
+                      <a:fillRect/>
+                    </a:stretch>
+                  </pic:blipFill>
+                  <pic:spPr>
+                    <a:xfrm>
+                      <a:off x="0" y="0"/>
+                      <a:ext cx="5029200" cy="4833891"/>
+                    </a:xfrm>
+                    <a:prstGeom prst="rect"/>
+                  </pic:spPr>
+                </pic:pic>
+              </a:graphicData>
+            </a:graphic>
+          </wp:inline>
+        </w:drawing>
+      </w:r>
+    </w:p>
+    <w:p>
+      <w:pPr>
+        <w:jc w:val="center"/>
+      </w:pPr>
+      <w:r>
+        <w:rPr>
+          <w:i/>
+          <w:sz w:val="17"/>
+        </w:rPr>
+        <w:t>Figure 10: CIGRE TB 761 / SINTEF Cellulose Degradation Curves and Weibull PoF Projection (34101-TR-001)</w:t>
       </w:r>
     </w:p>
     <w:p>
@@ -7320,7 +7371,7 @@
               <w:drawing>
                 <wp:inline xmlns:a="http://schemas.openxmlformats.org/drawingml/2006/main" xmlns:pic="http://schemas.openxmlformats.org/drawingml/2006/picture">
                   <wp:extent cx="1280160" cy="520945"/>
-                  <wp:docPr id="18" name="Picture 18"/>
+                  <wp:docPr id="19" name="Picture 19"/>
                   <wp:cNvGraphicFramePr>
                     <a:graphicFrameLocks noChangeAspect="1"/>
                   </wp:cNvGraphicFramePr>
@@ -8249,7 +8300,7 @@
               <w:drawing>
                 <wp:inline xmlns:a="http://schemas.openxmlformats.org/drawingml/2006/main" xmlns:pic="http://schemas.openxmlformats.org/drawingml/2006/picture">
                   <wp:extent cx="1280160" cy="520945"/>
-                  <wp:docPr id="19" name="Picture 19"/>
+                  <wp:docPr id="20" name="Picture 20"/>
                   <wp:cNvGraphicFramePr>
                     <a:graphicFrameLocks noChangeAspect="1"/>
                   </wp:cNvGraphicFramePr>
